--- a/output/education/2026-04-09_who-systems-thinking-residents/who-systems-thinking-residents_guide_facilitator.docx
+++ b/output/education/2026-04-09_who-systems-thinking-residents/who-systems-thinking-residents_guide_facilitator.docx
@@ -9,7 +9,7 @@
       <w:r>
         <w:rPr>
           <w:rFonts w:ascii="Yu Gothic" w:hAnsi="Yu Gothic"/>
-          <w:sz w:val="40"/>
+          <w:sz w:val="44"/>
         </w:rPr>
         <w:t>ファシリテーターガイド — WHOシステム思考を、明日の外来でどう使うか</w:t>
       </w:r>
@@ -22,7 +22,7 @@
       <w:r>
         <w:rPr>
           <w:rFonts w:ascii="Yu Gothic" w:hAnsi="Yu Gothic"/>
-          <w:sz w:val="30"/>
+          <w:sz w:val="32"/>
         </w:rPr>
         <w:t>1. チートシート(印刷して手元に持つ)</w:t>
       </w:r>
@@ -34,7 +34,7 @@
       <w:r>
         <w:rPr>
           <w:rFonts w:ascii="Yu Gothic" w:hAnsi="Yu Gothic"/>
-          <w:sz w:val="26"/>
+          <w:sz w:val="28"/>
         </w:rPr>
         <w:t>必要物品</w:t>
       </w:r>
@@ -90,7 +90,7 @@
       <w:r>
         <w:rPr>
           <w:rFonts w:ascii="Yu Gothic" w:hAnsi="Yu Gothic"/>
-          <w:sz w:val="26"/>
+          <w:sz w:val="28"/>
         </w:rPr>
         <w:t>タイムライン</w:t>
       </w:r>
@@ -116,7 +116,7 @@
               <w:rPr>
                 <w:rFonts w:ascii="Yu Gothic" w:hAnsi="Yu Gothic"/>
                 <w:b/>
-                <w:sz w:val="18"/>
+                <w:sz w:val="20"/>
               </w:rPr>
               <w:t>時間</w:t>
             </w:r>
@@ -131,7 +131,7 @@
               <w:rPr>
                 <w:rFonts w:ascii="Yu Gothic" w:hAnsi="Yu Gothic"/>
                 <w:b/>
-                <w:sz w:val="18"/>
+                <w:sz w:val="20"/>
               </w:rPr>
               <w:t>セクション</w:t>
             </w:r>
@@ -146,7 +146,7 @@
               <w:rPr>
                 <w:rFonts w:ascii="Yu Gothic" w:hAnsi="Yu Gothic"/>
                 <w:b/>
-                <w:sz w:val="18"/>
+                <w:sz w:val="20"/>
               </w:rPr>
               <w:t>声かけセリフ例</w:t>
             </w:r>
@@ -162,7 +162,7 @@
             <w:r>
               <w:rPr>
                 <w:rFonts w:ascii="Yu Gothic" w:hAnsi="Yu Gothic"/>
-                <w:sz w:val="18"/>
+                <w:sz w:val="20"/>
               </w:rPr>
               <w:t>0:00-2:00</w:t>
             </w:r>
@@ -176,7 +176,7 @@
             <w:r>
               <w:rPr>
                 <w:rFonts w:ascii="Yu Gothic" w:hAnsi="Yu Gothic"/>
-                <w:sz w:val="18"/>
+                <w:sz w:val="20"/>
               </w:rPr>
               <w:t>導入 + 持ち帰り3つの予告</w:t>
             </w:r>
@@ -190,7 +190,7 @@
             <w:r>
               <w:rPr>
                 <w:rFonts w:ascii="Yu Gothic" w:hAnsi="Yu Gothic"/>
-                <w:sz w:val="18"/>
+                <w:sz w:val="20"/>
               </w:rPr>
               <w:t>「今日のゴールは、明日の外来で1問試せるようになることです。後半に進むにつれて視野が広がっていきますが、置いていきません」</w:t>
             </w:r>
@@ -206,7 +206,7 @@
             <w:r>
               <w:rPr>
                 <w:rFonts w:ascii="Yu Gothic" w:hAnsi="Yu Gothic"/>
-                <w:sz w:val="18"/>
+                <w:sz w:val="20"/>
               </w:rPr>
               <w:t>2:00-6:00</w:t>
             </w:r>
@@ -220,7 +220,7 @@
             <w:r>
               <w:rPr>
                 <w:rFonts w:ascii="Yu Gothic" w:hAnsi="Yu Gothic"/>
-                <w:sz w:val="18"/>
+                <w:sz w:val="20"/>
               </w:rPr>
               <w:t>症例 + 「次の一手は?」隣と30秒</w:t>
             </w:r>
@@ -234,7 +234,7 @@
             <w:r>
               <w:rPr>
                 <w:rFonts w:ascii="Yu Gothic" w:hAnsi="Yu Gothic"/>
-                <w:sz w:val="18"/>
+                <w:sz w:val="20"/>
               </w:rPr>
               <w:t>「30秒、隣の人と相談してください。診断ではなく、自分なら次に何を聞くか/するか、で結構です」</w:t>
             </w:r>
@@ -250,7 +250,7 @@
             <w:r>
               <w:rPr>
                 <w:rFonts w:ascii="Yu Gothic" w:hAnsi="Yu Gothic"/>
-                <w:sz w:val="18"/>
+                <w:sz w:val="20"/>
               </w:rPr>
               <w:t>6:00-9:00</w:t>
             </w:r>
@@ -264,7 +264,7 @@
             <w:r>
               <w:rPr>
                 <w:rFonts w:ascii="Yu Gothic" w:hAnsi="Yu Gothic"/>
-                <w:sz w:val="18"/>
+                <w:sz w:val="20"/>
               </w:rPr>
               <w:t>「繋がりの見方」種明かし</w:t>
             </w:r>
@@ -278,7 +278,7 @@
             <w:r>
               <w:rPr>
                 <w:rFonts w:ascii="Yu Gothic" w:hAnsi="Yu Gothic"/>
-                <w:sz w:val="18"/>
+                <w:sz w:val="20"/>
               </w:rPr>
               <w:t>「カルテに書かれていない情報をスライドに出します。これがあったら、皆さんの一手は変わりましたか?」</w:t>
             </w:r>
@@ -294,7 +294,7 @@
             <w:r>
               <w:rPr>
                 <w:rFonts w:ascii="Yu Gothic" w:hAnsi="Yu Gothic"/>
-                <w:sz w:val="18"/>
+                <w:sz w:val="20"/>
               </w:rPr>
               <w:t>9:00-13:00</w:t>
             </w:r>
@@ -308,7 +308,7 @@
             <w:r>
               <w:rPr>
                 <w:rFonts w:ascii="Yu Gothic" w:hAnsi="Yu Gothic"/>
-                <w:sz w:val="18"/>
+                <w:sz w:val="20"/>
               </w:rPr>
               <w:t>3つのフレーム転換 + 表</w:t>
             </w:r>
@@ -322,7 +322,7 @@
             <w:r>
               <w:rPr>
                 <w:rFonts w:ascii="Yu Gothic" w:hAnsi="Yu Gothic"/>
-                <w:sz w:val="18"/>
+                <w:sz w:val="20"/>
               </w:rPr>
               <w:t>「左が今までのやり方、右がWHOの提言です。左が悪いわけではありません。両方を持ち替えできるようになるのが目標です」</w:t>
             </w:r>
@@ -338,7 +338,7 @@
             <w:r>
               <w:rPr>
                 <w:rFonts w:ascii="Yu Gothic" w:hAnsi="Yu Gothic"/>
-                <w:sz w:val="18"/>
+                <w:sz w:val="20"/>
               </w:rPr>
               <w:t>13:00-16:00</w:t>
             </w:r>
@@ -352,7 +352,7 @@
             <w:r>
               <w:rPr>
                 <w:rFonts w:ascii="Yu Gothic" w:hAnsi="Yu Gothic"/>
-                <w:sz w:val="18"/>
+                <w:sz w:val="20"/>
               </w:rPr>
               <w:t>明日の1問 + ふりかえりの型</w:t>
             </w:r>
@@ -366,7 +366,7 @@
             <w:r>
               <w:rPr>
                 <w:rFonts w:ascii="Yu Gothic" w:hAnsi="Yu Gothic"/>
-                <w:sz w:val="18"/>
+                <w:sz w:val="20"/>
               </w:rPr>
               <w:t>「明日の外来の1人目で1回だけ試してみてください。失敗してもOKです」</w:t>
             </w:r>
@@ -382,7 +382,7 @@
             <w:r>
               <w:rPr>
                 <w:rFonts w:ascii="Yu Gothic" w:hAnsi="Yu Gothic"/>
-                <w:sz w:val="18"/>
+                <w:sz w:val="20"/>
               </w:rPr>
               <w:t>16:00-19:00</w:t>
             </w:r>
@@ -396,7 +396,7 @@
             <w:r>
               <w:rPr>
                 <w:rFonts w:ascii="Yu Gothic" w:hAnsi="Yu Gothic"/>
-                <w:sz w:val="18"/>
+                <w:sz w:val="20"/>
               </w:rPr>
               <w:t>半径を広げる(チーム→外来導線→自院→世界)</w:t>
             </w:r>
@@ -410,7 +410,7 @@
             <w:r>
               <w:rPr>
                 <w:rFonts w:ascii="Yu Gothic" w:hAnsi="Yu Gothic"/>
-                <w:sz w:val="18"/>
+                <w:sz w:val="20"/>
               </w:rPr>
               <w:t>「ここからは、すぐにはできないけど "知っておくと外来の見え方が変わる" 話をします」</w:t>
             </w:r>
@@ -426,7 +426,7 @@
             <w:r>
               <w:rPr>
                 <w:rFonts w:ascii="Yu Gothic" w:hAnsi="Yu Gothic"/>
-                <w:sz w:val="18"/>
+                <w:sz w:val="20"/>
               </w:rPr>
               <w:t>19:00-20:00</w:t>
             </w:r>
@@ -440,7 +440,7 @@
             <w:r>
               <w:rPr>
                 <w:rFonts w:ascii="Yu Gothic" w:hAnsi="Yu Gothic"/>
-                <w:sz w:val="18"/>
+                <w:sz w:val="20"/>
               </w:rPr>
               <w:t>まとめ + 任意の宿題</w:t>
             </w:r>
@@ -454,7 +454,7 @@
             <w:r>
               <w:rPr>
                 <w:rFonts w:ascii="Yu Gothic" w:hAnsi="Yu Gothic"/>
-                <w:sz w:val="18"/>
+                <w:sz w:val="20"/>
               </w:rPr>
               <w:t>「次回、試してみた話を1人1分で共有します」</w:t>
             </w:r>
@@ -470,7 +470,7 @@
       <w:r>
         <w:rPr>
           <w:rFonts w:ascii="Yu Gothic" w:hAnsi="Yu Gothic"/>
-          <w:sz w:val="26"/>
+          <w:sz w:val="28"/>
         </w:rPr>
         <w:t>困ったときの対処法</w:t>
       </w:r>
@@ -527,7 +527,7 @@
       <w:r>
         <w:rPr>
           <w:rFonts w:ascii="Yu Gothic" w:hAnsi="Yu Gothic"/>
-          <w:sz w:val="30"/>
+          <w:sz w:val="32"/>
         </w:rPr>
         <w:t>2. インストラクショナルデザイン</w:t>
       </w:r>
@@ -539,7 +539,7 @@
       <w:r>
         <w:rPr>
           <w:rFonts w:ascii="Yu Gothic" w:hAnsi="Yu Gothic"/>
-          <w:sz w:val="26"/>
+          <w:sz w:val="28"/>
         </w:rPr>
         <w:t>IDモデル: ガニェの9教授事象</w:t>
       </w:r>
@@ -565,7 +565,7 @@
               <w:rPr>
                 <w:rFonts w:ascii="Yu Gothic" w:hAnsi="Yu Gothic"/>
                 <w:b/>
-                <w:sz w:val="18"/>
+                <w:sz w:val="20"/>
               </w:rPr>
               <w:t>#</w:t>
             </w:r>
@@ -580,7 +580,7 @@
               <w:rPr>
                 <w:rFonts w:ascii="Yu Gothic" w:hAnsi="Yu Gothic"/>
                 <w:b/>
-                <w:sz w:val="18"/>
+                <w:sz w:val="20"/>
               </w:rPr>
               <w:t>教授事象</w:t>
             </w:r>
@@ -595,7 +595,7 @@
               <w:rPr>
                 <w:rFonts w:ascii="Yu Gothic" w:hAnsi="Yu Gothic"/>
                 <w:b/>
-                <w:sz w:val="18"/>
+                <w:sz w:val="20"/>
               </w:rPr>
               <w:t>本教材での実装</w:t>
             </w:r>
@@ -611,7 +611,7 @@
             <w:r>
               <w:rPr>
                 <w:rFonts w:ascii="Yu Gothic" w:hAnsi="Yu Gothic"/>
-                <w:sz w:val="18"/>
+                <w:sz w:val="20"/>
               </w:rPr>
               <w:t>1</w:t>
             </w:r>
@@ -625,7 +625,7 @@
             <w:r>
               <w:rPr>
                 <w:rFonts w:ascii="Yu Gothic" w:hAnsi="Yu Gothic"/>
-                <w:sz w:val="18"/>
+                <w:sz w:val="20"/>
               </w:rPr>
               <w:t>注意の獲得</w:t>
             </w:r>
@@ -639,7 +639,7 @@
             <w:r>
               <w:rPr>
                 <w:rFonts w:ascii="Yu Gothic" w:hAnsi="Yu Gothic"/>
-                <w:sz w:val="18"/>
+                <w:sz w:val="20"/>
               </w:rPr>
               <w:t>65歳男性糖尿病症例の「次の一手は?」問いかけ</w:t>
             </w:r>
@@ -655,7 +655,7 @@
             <w:r>
               <w:rPr>
                 <w:rFonts w:ascii="Yu Gothic" w:hAnsi="Yu Gothic"/>
-                <w:sz w:val="18"/>
+                <w:sz w:val="20"/>
               </w:rPr>
               <w:t>2</w:t>
             </w:r>
@@ -669,7 +669,7 @@
             <w:r>
               <w:rPr>
                 <w:rFonts w:ascii="Yu Gothic" w:hAnsi="Yu Gothic"/>
-                <w:sz w:val="18"/>
+                <w:sz w:val="20"/>
               </w:rPr>
               <w:t>学習目標の予告</w:t>
             </w:r>
@@ -683,7 +683,7 @@
             <w:r>
               <w:rPr>
                 <w:rFonts w:ascii="Yu Gothic" w:hAnsi="Yu Gothic"/>
-                <w:sz w:val="18"/>
+                <w:sz w:val="20"/>
               </w:rPr>
               <w:t>冒頭「持ち帰ってもらう3つ」</w:t>
             </w:r>
@@ -699,7 +699,7 @@
             <w:r>
               <w:rPr>
                 <w:rFonts w:ascii="Yu Gothic" w:hAnsi="Yu Gothic"/>
-                <w:sz w:val="18"/>
+                <w:sz w:val="20"/>
               </w:rPr>
               <w:t>3</w:t>
             </w:r>
@@ -713,7 +713,7 @@
             <w:r>
               <w:rPr>
                 <w:rFonts w:ascii="Yu Gothic" w:hAnsi="Yu Gothic"/>
-                <w:sz w:val="18"/>
+                <w:sz w:val="20"/>
               </w:rPr>
               <w:t>前提知識の想起</w:t>
             </w:r>
@@ -727,7 +727,7 @@
             <w:r>
               <w:rPr>
                 <w:rFonts w:ascii="Yu Gothic" w:hAnsi="Yu Gothic"/>
-                <w:sz w:val="18"/>
+                <w:sz w:val="20"/>
               </w:rPr>
               <w:t>HbA1c, 服薬アドヒアランス等 既習概念の利用</w:t>
             </w:r>
@@ -743,7 +743,7 @@
             <w:r>
               <w:rPr>
                 <w:rFonts w:ascii="Yu Gothic" w:hAnsi="Yu Gothic"/>
-                <w:sz w:val="18"/>
+                <w:sz w:val="20"/>
               </w:rPr>
               <w:t>4</w:t>
             </w:r>
@@ -757,7 +757,7 @@
             <w:r>
               <w:rPr>
                 <w:rFonts w:ascii="Yu Gothic" w:hAnsi="Yu Gothic"/>
-                <w:sz w:val="18"/>
+                <w:sz w:val="20"/>
               </w:rPr>
               <w:t>新情報の提示</w:t>
             </w:r>
@@ -771,7 +771,7 @@
             <w:r>
               <w:rPr>
                 <w:rFonts w:ascii="Yu Gothic" w:hAnsi="Yu Gothic"/>
-                <w:sz w:val="18"/>
+                <w:sz w:val="20"/>
               </w:rPr>
               <w:t>カルテ外の "繋がり情報" 開示 → 3つのフレーム転換</w:t>
             </w:r>
@@ -787,7 +787,7 @@
             <w:r>
               <w:rPr>
                 <w:rFonts w:ascii="Yu Gothic" w:hAnsi="Yu Gothic"/>
-                <w:sz w:val="18"/>
+                <w:sz w:val="20"/>
               </w:rPr>
               <w:t>5</w:t>
             </w:r>
@@ -801,7 +801,7 @@
             <w:r>
               <w:rPr>
                 <w:rFonts w:ascii="Yu Gothic" w:hAnsi="Yu Gothic"/>
-                <w:sz w:val="18"/>
+                <w:sz w:val="20"/>
               </w:rPr>
               <w:t>学習のガイダンス</w:t>
             </w:r>
@@ -815,7 +815,7 @@
             <w:r>
               <w:rPr>
                 <w:rFonts w:ascii="Yu Gothic" w:hAnsi="Yu Gothic"/>
-                <w:sz w:val="18"/>
+                <w:sz w:val="20"/>
               </w:rPr>
               <w:t>症例への適用表(各転換を症例に当てはめる)</w:t>
             </w:r>
@@ -831,7 +831,7 @@
             <w:r>
               <w:rPr>
                 <w:rFonts w:ascii="Yu Gothic" w:hAnsi="Yu Gothic"/>
-                <w:sz w:val="18"/>
+                <w:sz w:val="20"/>
               </w:rPr>
               <w:t>6</w:t>
             </w:r>
@@ -845,7 +845,7 @@
             <w:r>
               <w:rPr>
                 <w:rFonts w:ascii="Yu Gothic" w:hAnsi="Yu Gothic"/>
-                <w:sz w:val="18"/>
+                <w:sz w:val="20"/>
               </w:rPr>
               <w:t>学習者の応答誘発</w:t>
             </w:r>
@@ -859,7 +859,7 @@
             <w:r>
               <w:rPr>
                 <w:rFonts w:ascii="Yu Gothic" w:hAnsi="Yu Gothic"/>
-                <w:sz w:val="18"/>
+                <w:sz w:val="20"/>
               </w:rPr>
               <w:t>隣と30秒の対話、明日の1問</w:t>
             </w:r>
@@ -875,7 +875,7 @@
             <w:r>
               <w:rPr>
                 <w:rFonts w:ascii="Yu Gothic" w:hAnsi="Yu Gothic"/>
-                <w:sz w:val="18"/>
+                <w:sz w:val="20"/>
               </w:rPr>
               <w:t>7</w:t>
             </w:r>
@@ -889,7 +889,7 @@
             <w:r>
               <w:rPr>
                 <w:rFonts w:ascii="Yu Gothic" w:hAnsi="Yu Gothic"/>
-                <w:sz w:val="18"/>
+                <w:sz w:val="20"/>
               </w:rPr>
               <w:t>フィードバック</w:t>
             </w:r>
@@ -903,7 +903,7 @@
             <w:r>
               <w:rPr>
                 <w:rFonts w:ascii="Yu Gothic" w:hAnsi="Yu Gothic"/>
-                <w:sz w:val="18"/>
+                <w:sz w:val="20"/>
               </w:rPr>
               <w:t>ファシリテーターからの即時フィードバック(声かけセリフ参照)</w:t>
             </w:r>
@@ -919,7 +919,7 @@
             <w:r>
               <w:rPr>
                 <w:rFonts w:ascii="Yu Gothic" w:hAnsi="Yu Gothic"/>
-                <w:sz w:val="18"/>
+                <w:sz w:val="20"/>
               </w:rPr>
               <w:t>8</w:t>
             </w:r>
@@ -933,7 +933,7 @@
             <w:r>
               <w:rPr>
                 <w:rFonts w:ascii="Yu Gothic" w:hAnsi="Yu Gothic"/>
-                <w:sz w:val="18"/>
+                <w:sz w:val="20"/>
               </w:rPr>
               <w:t>達成度の評価</w:t>
             </w:r>
@@ -947,7 +947,7 @@
             <w:r>
               <w:rPr>
                 <w:rFonts w:ascii="Yu Gothic" w:hAnsi="Yu Gothic"/>
-                <w:sz w:val="18"/>
+                <w:sz w:val="20"/>
               </w:rPr>
               <w:t>任意の宿題「次回1人1分シェア」</w:t>
             </w:r>
@@ -963,7 +963,7 @@
             <w:r>
               <w:rPr>
                 <w:rFonts w:ascii="Yu Gothic" w:hAnsi="Yu Gothic"/>
-                <w:sz w:val="18"/>
+                <w:sz w:val="20"/>
               </w:rPr>
               <w:t>9</w:t>
             </w:r>
@@ -977,7 +977,7 @@
             <w:r>
               <w:rPr>
                 <w:rFonts w:ascii="Yu Gothic" w:hAnsi="Yu Gothic"/>
-                <w:sz w:val="18"/>
+                <w:sz w:val="20"/>
               </w:rPr>
               <w:t>保持と転移</w:t>
             </w:r>
@@ -991,7 +991,7 @@
             <w:r>
               <w:rPr>
                 <w:rFonts w:ascii="Yu Gothic" w:hAnsi="Yu Gothic"/>
-                <w:sz w:val="18"/>
+                <w:sz w:val="20"/>
               </w:rPr>
               <w:t>チートシート配布 + 半径を広げる視点提示</w:t>
             </w:r>
@@ -1007,7 +1007,7 @@
       <w:r>
         <w:rPr>
           <w:rFonts w:ascii="Yu Gothic" w:hAnsi="Yu Gothic"/>
-          <w:sz w:val="26"/>
+          <w:sz w:val="28"/>
         </w:rPr>
         <w:t>学習目標(ブルーム分類法)</w:t>
       </w:r>
@@ -1082,7 +1082,7 @@
       <w:r>
         <w:rPr>
           <w:rFonts w:ascii="Yu Gothic" w:hAnsi="Yu Gothic"/>
-          <w:sz w:val="30"/>
+          <w:sz w:val="32"/>
         </w:rPr>
         <w:t>3. ファシリテーター自身への注意</w:t>
       </w:r>
@@ -1136,7 +1136,7 @@
       <w:r>
         <w:rPr>
           <w:rFonts w:ascii="Yu Gothic" w:hAnsi="Yu Gothic"/>
-          <w:sz w:val="30"/>
+          <w:sz w:val="32"/>
         </w:rPr>
         <w:t>4. 参考文献(改ページ後、配布用)</w:t>
       </w:r>
@@ -1148,7 +1148,7 @@
       <w:r>
         <w:rPr>
           <w:rFonts w:ascii="Yu Gothic" w:hAnsi="Yu Gothic"/>
-          <w:sz w:val="26"/>
+          <w:sz w:val="28"/>
         </w:rPr>
         <w:t>主出典</w:t>
       </w:r>
@@ -1179,7 +1179,7 @@
       <w:r>
         <w:rPr>
           <w:rFonts w:ascii="Yu Gothic" w:hAnsi="Yu Gothic"/>
-          <w:sz w:val="26"/>
+          <w:sz w:val="28"/>
         </w:rPr>
         <w:t>副出典</w:t>
       </w:r>
@@ -1210,7 +1210,7 @@
       <w:r>
         <w:rPr>
           <w:rFonts w:ascii="Yu Gothic" w:hAnsi="Yu Gothic"/>
-          <w:sz w:val="26"/>
+          <w:sz w:val="28"/>
         </w:rPr>
         <w:t>背景文献</w:t>
       </w:r>
@@ -1255,7 +1255,7 @@
       <w:r>
         <w:rPr>
           <w:rFonts w:ascii="Yu Gothic" w:hAnsi="Yu Gothic"/>
-          <w:sz w:val="26"/>
+          <w:sz w:val="28"/>
         </w:rPr>
         <w:t>関連する既存教材</w:t>
       </w:r>
@@ -1302,7 +1302,7 @@
       <w:r>
         <w:drawing>
           <wp:inline xmlns:a="http://schemas.openxmlformats.org/drawingml/2006/main" xmlns:pic="http://schemas.openxmlformats.org/drawingml/2006/picture">
-            <wp:extent cx="1800000" cy="1800000"/>
+            <wp:extent cx="1440000" cy="1440000"/>
             <wp:docPr id="1" name="Picture 1"/>
             <wp:cNvGraphicFramePr>
               <a:graphicFrameLocks noChangeAspect="1"/>
@@ -1323,7 +1323,7 @@
                   <pic:spPr>
                     <a:xfrm>
                       <a:off x="0" y="0"/>
-                      <a:ext cx="1800000" cy="1800000"/>
+                      <a:ext cx="1440000" cy="1440000"/>
                     </a:xfrm>
                     <a:prstGeom prst="rect"/>
                   </pic:spPr>

--- a/output/education/2026-04-09_who-systems-thinking-residents/who-systems-thinking-residents_guide_facilitator.docx
+++ b/output/education/2026-04-09_who-systems-thinking-residents/who-systems-thinking-residents_guide_facilitator.docx
@@ -1227,6 +1227,14 @@
       </w:r>
     </w:p>
     <w:p>
+      <w:r>
+        <w:rPr>
+          <w:rFonts w:ascii="Yu Gothic" w:hAnsi="Yu Gothic"/>
+        </w:rPr>
+        <w:t>&lt;https://www.amazon.co.jp/s?k=世界はシステムで動く+メドウズ+英治出版&gt;</w:t>
+      </w:r>
+    </w:p>
+    <w:p>
       <w:pPr>
         <w:pStyle w:val="ListBullet"/>
       </w:pPr>
@@ -1238,6 +1246,14 @@
       </w:r>
     </w:p>
     <w:p>
+      <w:r>
+        <w:rPr>
+          <w:rFonts w:ascii="Yu Gothic" w:hAnsi="Yu Gothic"/>
+        </w:rPr>
+        <w:t>&lt;https://www.amazon.co.jp/s?k=学習する組織+センゲ+英治出版&gt;</w:t>
+      </w:r>
+    </w:p>
+    <w:p>
       <w:pPr>
         <w:pStyle w:val="ListBullet"/>
       </w:pPr>
@@ -1246,6 +1262,14 @@
           <w:rFonts w:ascii="Yu Gothic" w:hAnsi="Yu Gothic"/>
         </w:rPr>
         <w:t>*Friday Night at the ER* (システム思考教育用シミュレーションゲーム)</w:t>
+      </w:r>
+    </w:p>
+    <w:p>
+      <w:r>
+        <w:rPr>
+          <w:rFonts w:ascii="Yu Gothic" w:hAnsi="Yu Gothic"/>
+        </w:rPr>
+        <w:t>&lt;https://www.amazon.co.jp/s?k=Friday+Night+at+the+ER+game&gt;</w:t>
       </w:r>
     </w:p>
     <w:p>
@@ -1292,60 +1316,390 @@
         <w:rPr>
           <w:rFonts w:ascii="Yu Gothic" w:hAnsi="Yu Gothic"/>
         </w:rPr>
-        <w:t>出典 QR コード</w:t>
+        <w:t>参考文献 QR コード一覧</w:t>
       </w:r>
     </w:p>
     <w:p>
-      <w:pPr>
-        <w:jc w:val="center"/>
-      </w:pPr>
-      <w:r>
-        <w:drawing>
-          <wp:inline xmlns:a="http://schemas.openxmlformats.org/drawingml/2006/main" xmlns:pic="http://schemas.openxmlformats.org/drawingml/2006/picture">
-            <wp:extent cx="1440000" cy="1440000"/>
-            <wp:docPr id="1" name="Picture 1"/>
-            <wp:cNvGraphicFramePr>
-              <a:graphicFrameLocks noChangeAspect="1"/>
-            </wp:cNvGraphicFramePr>
-            <a:graphic>
-              <a:graphicData uri="http://schemas.openxmlformats.org/drawingml/2006/picture">
-                <pic:pic>
-                  <pic:nvPicPr>
-                    <pic:cNvPr id="0" name="image.png"/>
-                    <pic:cNvPicPr/>
-                  </pic:nvPicPr>
-                  <pic:blipFill>
-                    <a:blip r:embed="rId9"/>
-                    <a:stretch>
-                      <a:fillRect/>
-                    </a:stretch>
-                  </pic:blipFill>
-                  <pic:spPr>
-                    <a:xfrm>
-                      <a:off x="0" y="0"/>
-                      <a:ext cx="1440000" cy="1440000"/>
-                    </a:xfrm>
-                    <a:prstGeom prst="rect"/>
-                  </pic:spPr>
-                </pic:pic>
-              </a:graphicData>
-            </a:graphic>
-          </wp:inline>
-        </w:drawing>
-      </w:r>
-    </w:p>
-    <w:p>
-      <w:pPr>
-        <w:jc w:val="center"/>
-      </w:pPr>
       <w:r>
         <w:rPr>
           <w:rFonts w:ascii="Yu Gothic" w:hAnsi="Yu Gothic"/>
-          <w:sz w:val="16"/>
+          <w:sz w:val="18"/>
         </w:rPr>
-        <w:t>https://ahpsr.who.int/newsroom/news/item/02-02-2026-systems-thinking-for-health-systems-strengthening-changing-the-frame</w:t>
+        <w:t>書籍は Amazon、論文・サイトは一次資料の URL を QR 化しています。</w:t>
       </w:r>
     </w:p>
+    <w:tbl>
+      <w:tblPr>
+        <w:tblW w:type="auto" w:w="0"/>
+        <w:jc w:val="center"/>
+        <w:tblLook w:firstColumn="1" w:firstRow="1" w:lastColumn="0" w:lastRow="0" w:noHBand="0" w:noVBand="1" w:val="04A0"/>
+      </w:tblPr>
+      <w:tblGrid>
+        <w:gridCol w:w="2160"/>
+        <w:gridCol w:w="2160"/>
+        <w:gridCol w:w="2160"/>
+        <w:gridCol w:w="2160"/>
+      </w:tblGrid>
+      <w:tr>
+        <w:tc>
+          <w:tcPr>
+            <w:tcW w:type="dxa" w:w="2160"/>
+          </w:tcPr>
+          <w:p>
+            <w:pPr>
+              <w:jc w:val="center"/>
+            </w:pPr>
+            <w:r>
+              <w:drawing>
+                <wp:inline xmlns:a="http://schemas.openxmlformats.org/drawingml/2006/main" xmlns:pic="http://schemas.openxmlformats.org/drawingml/2006/picture">
+                  <wp:extent cx="900000" cy="900000"/>
+                  <wp:docPr id="1" name="Picture 1"/>
+                  <wp:cNvGraphicFramePr>
+                    <a:graphicFrameLocks noChangeAspect="1"/>
+                  </wp:cNvGraphicFramePr>
+                  <a:graphic>
+                    <a:graphicData uri="http://schemas.openxmlformats.org/drawingml/2006/picture">
+                      <pic:pic>
+                        <pic:nvPicPr>
+                          <pic:cNvPr id="0" name="image.png"/>
+                          <pic:cNvPicPr/>
+                        </pic:nvPicPr>
+                        <pic:blipFill>
+                          <a:blip r:embed="rId9"/>
+                          <a:stretch>
+                            <a:fillRect/>
+                          </a:stretch>
+                        </pic:blipFill>
+                        <pic:spPr>
+                          <a:xfrm>
+                            <a:off x="0" y="0"/>
+                            <a:ext cx="900000" cy="900000"/>
+                          </a:xfrm>
+                          <a:prstGeom prst="rect"/>
+                        </pic:spPr>
+                      </pic:pic>
+                    </a:graphicData>
+                  </a:graphic>
+                </wp:inline>
+              </w:drawing>
+            </w:r>
+          </w:p>
+        </w:tc>
+        <w:tc>
+          <w:tcPr>
+            <w:tcW w:type="dxa" w:w="2160"/>
+          </w:tcPr>
+          <w:p>
+            <w:r>
+              <w:rPr>
+                <w:rFonts w:ascii="Calibri" w:hAnsi="Calibri"/>
+                <w:b/>
+                <w:sz w:val="16"/>
+              </w:rPr>
+              <w:t>Systems thinking for health systems …</w:t>
+            </w:r>
+          </w:p>
+          <w:p>
+            <w:r>
+              <w:rPr>
+                <w:color w:val="444499"/>
+                <w:sz w:val="12"/>
+              </w:rPr>
+              <w:t>https://ahpsr.who.int/newsroom/news/item/02-02-2026-sys...</w:t>
+            </w:r>
+          </w:p>
+        </w:tc>
+        <w:tc>
+          <w:tcPr>
+            <w:tcW w:type="dxa" w:w="2160"/>
+          </w:tcPr>
+          <w:p>
+            <w:pPr>
+              <w:jc w:val="center"/>
+            </w:pPr>
+            <w:r>
+              <w:drawing>
+                <wp:inline xmlns:a="http://schemas.openxmlformats.org/drawingml/2006/main" xmlns:pic="http://schemas.openxmlformats.org/drawingml/2006/picture">
+                  <wp:extent cx="900000" cy="900000"/>
+                  <wp:docPr id="2" name="Picture 2"/>
+                  <wp:cNvGraphicFramePr>
+                    <a:graphicFrameLocks noChangeAspect="1"/>
+                  </wp:cNvGraphicFramePr>
+                  <a:graphic>
+                    <a:graphicData uri="http://schemas.openxmlformats.org/drawingml/2006/picture">
+                      <pic:pic>
+                        <pic:nvPicPr>
+                          <pic:cNvPr id="0" name="image.png"/>
+                          <pic:cNvPicPr/>
+                        </pic:nvPicPr>
+                        <pic:blipFill>
+                          <a:blip r:embed="rId10"/>
+                          <a:stretch>
+                            <a:fillRect/>
+                          </a:stretch>
+                        </pic:blipFill>
+                        <pic:spPr>
+                          <a:xfrm>
+                            <a:off x="0" y="0"/>
+                            <a:ext cx="900000" cy="900000"/>
+                          </a:xfrm>
+                          <a:prstGeom prst="rect"/>
+                        </pic:spPr>
+                      </pic:pic>
+                    </a:graphicData>
+                  </a:graphic>
+                </wp:inline>
+              </w:drawing>
+            </w:r>
+          </w:p>
+        </w:tc>
+        <w:tc>
+          <w:tcPr>
+            <w:tcW w:type="dxa" w:w="2160"/>
+          </w:tcPr>
+          <w:p>
+            <w:r>
+              <w:rPr>
+                <w:rFonts w:ascii="Calibri" w:hAnsi="Calibri"/>
+                <w:b/>
+                <w:sz w:val="16"/>
+              </w:rPr>
+              <w:t>Embracing Complexity: Systems Thinki…</w:t>
+            </w:r>
+          </w:p>
+          <w:p>
+            <w:r>
+              <w:rPr>
+                <w:color w:val="444499"/>
+                <w:sz w:val="12"/>
+              </w:rPr>
+              <w:t>https://www.who.int/news-room/events/detail/2026/01/27/...</w:t>
+            </w:r>
+          </w:p>
+        </w:tc>
+      </w:tr>
+      <w:tr>
+        <w:tc>
+          <w:tcPr>
+            <w:tcW w:type="dxa" w:w="2160"/>
+          </w:tcPr>
+          <w:p>
+            <w:pPr>
+              <w:jc w:val="center"/>
+            </w:pPr>
+            <w:r>
+              <w:drawing>
+                <wp:inline xmlns:a="http://schemas.openxmlformats.org/drawingml/2006/main" xmlns:pic="http://schemas.openxmlformats.org/drawingml/2006/picture">
+                  <wp:extent cx="900000" cy="900000"/>
+                  <wp:docPr id="3" name="Picture 3"/>
+                  <wp:cNvGraphicFramePr>
+                    <a:graphicFrameLocks noChangeAspect="1"/>
+                  </wp:cNvGraphicFramePr>
+                  <a:graphic>
+                    <a:graphicData uri="http://schemas.openxmlformats.org/drawingml/2006/picture">
+                      <pic:pic>
+                        <pic:nvPicPr>
+                          <pic:cNvPr id="0" name="image.png"/>
+                          <pic:cNvPicPr/>
+                        </pic:nvPicPr>
+                        <pic:blipFill>
+                          <a:blip r:embed="rId11"/>
+                          <a:stretch>
+                            <a:fillRect/>
+                          </a:stretch>
+                        </pic:blipFill>
+                        <pic:spPr>
+                          <a:xfrm>
+                            <a:off x="0" y="0"/>
+                            <a:ext cx="900000" cy="900000"/>
+                          </a:xfrm>
+                          <a:prstGeom prst="rect"/>
+                        </pic:spPr>
+                      </pic:pic>
+                    </a:graphicData>
+                  </a:graphic>
+                </wp:inline>
+              </w:drawing>
+            </w:r>
+          </w:p>
+        </w:tc>
+        <w:tc>
+          <w:tcPr>
+            <w:tcW w:type="dxa" w:w="2160"/>
+          </w:tcPr>
+          <w:p>
+            <w:r>
+              <w:rPr>
+                <w:rFonts w:ascii="Calibri" w:hAnsi="Calibri"/>
+                <w:b/>
+                <w:sz w:val="16"/>
+              </w:rPr>
+              <w:t>世界はシステムで動く — いま起きていることの本質をつかむ考え方</w:t>
+            </w:r>
+          </w:p>
+          <w:p>
+            <w:r>
+              <w:rPr>
+                <w:color w:val="444499"/>
+                <w:sz w:val="12"/>
+              </w:rPr>
+              <w:t>https://www.amazon.co.jp/s?k=世界はシステムで動く+メドウズ+英治出版</w:t>
+            </w:r>
+          </w:p>
+        </w:tc>
+        <w:tc>
+          <w:tcPr>
+            <w:tcW w:type="dxa" w:w="2160"/>
+          </w:tcPr>
+          <w:p>
+            <w:pPr>
+              <w:jc w:val="center"/>
+            </w:pPr>
+            <w:r>
+              <w:drawing>
+                <wp:inline xmlns:a="http://schemas.openxmlformats.org/drawingml/2006/main" xmlns:pic="http://schemas.openxmlformats.org/drawingml/2006/picture">
+                  <wp:extent cx="900000" cy="900000"/>
+                  <wp:docPr id="4" name="Picture 4"/>
+                  <wp:cNvGraphicFramePr>
+                    <a:graphicFrameLocks noChangeAspect="1"/>
+                  </wp:cNvGraphicFramePr>
+                  <a:graphic>
+                    <a:graphicData uri="http://schemas.openxmlformats.org/drawingml/2006/picture">
+                      <pic:pic>
+                        <pic:nvPicPr>
+                          <pic:cNvPr id="0" name="image.png"/>
+                          <pic:cNvPicPr/>
+                        </pic:nvPicPr>
+                        <pic:blipFill>
+                          <a:blip r:embed="rId12"/>
+                          <a:stretch>
+                            <a:fillRect/>
+                          </a:stretch>
+                        </pic:blipFill>
+                        <pic:spPr>
+                          <a:xfrm>
+                            <a:off x="0" y="0"/>
+                            <a:ext cx="900000" cy="900000"/>
+                          </a:xfrm>
+                          <a:prstGeom prst="rect"/>
+                        </pic:spPr>
+                      </pic:pic>
+                    </a:graphicData>
+                  </a:graphic>
+                </wp:inline>
+              </w:drawing>
+            </w:r>
+          </w:p>
+        </w:tc>
+        <w:tc>
+          <w:tcPr>
+            <w:tcW w:type="dxa" w:w="2160"/>
+          </w:tcPr>
+          <w:p>
+            <w:r>
+              <w:rPr>
+                <w:rFonts w:ascii="Calibri" w:hAnsi="Calibri"/>
+                <w:b/>
+                <w:sz w:val="16"/>
+              </w:rPr>
+              <w:t>学習する組織 — システム思考で未来を創造する</w:t>
+            </w:r>
+          </w:p>
+          <w:p>
+            <w:r>
+              <w:rPr>
+                <w:color w:val="444499"/>
+                <w:sz w:val="12"/>
+              </w:rPr>
+              <w:t>https://www.amazon.co.jp/s?k=学習する組織+センゲ+英治出版</w:t>
+            </w:r>
+          </w:p>
+        </w:tc>
+      </w:tr>
+      <w:tr>
+        <w:tc>
+          <w:tcPr>
+            <w:tcW w:type="dxa" w:w="2160"/>
+          </w:tcPr>
+          <w:p>
+            <w:pPr>
+              <w:jc w:val="center"/>
+            </w:pPr>
+            <w:r>
+              <w:drawing>
+                <wp:inline xmlns:a="http://schemas.openxmlformats.org/drawingml/2006/main" xmlns:pic="http://schemas.openxmlformats.org/drawingml/2006/picture">
+                  <wp:extent cx="900000" cy="900000"/>
+                  <wp:docPr id="5" name="Picture 5"/>
+                  <wp:cNvGraphicFramePr>
+                    <a:graphicFrameLocks noChangeAspect="1"/>
+                  </wp:cNvGraphicFramePr>
+                  <a:graphic>
+                    <a:graphicData uri="http://schemas.openxmlformats.org/drawingml/2006/picture">
+                      <pic:pic>
+                        <pic:nvPicPr>
+                          <pic:cNvPr id="0" name="image.png"/>
+                          <pic:cNvPicPr/>
+                        </pic:nvPicPr>
+                        <pic:blipFill>
+                          <a:blip r:embed="rId13"/>
+                          <a:stretch>
+                            <a:fillRect/>
+                          </a:stretch>
+                        </pic:blipFill>
+                        <pic:spPr>
+                          <a:xfrm>
+                            <a:off x="0" y="0"/>
+                            <a:ext cx="900000" cy="900000"/>
+                          </a:xfrm>
+                          <a:prstGeom prst="rect"/>
+                        </pic:spPr>
+                      </pic:pic>
+                    </a:graphicData>
+                  </a:graphic>
+                </wp:inline>
+              </w:drawing>
+            </w:r>
+          </w:p>
+        </w:tc>
+        <w:tc>
+          <w:tcPr>
+            <w:tcW w:type="dxa" w:w="2160"/>
+          </w:tcPr>
+          <w:p>
+            <w:r>
+              <w:rPr>
+                <w:rFonts w:ascii="Calibri" w:hAnsi="Calibri"/>
+                <w:b/>
+                <w:sz w:val="16"/>
+              </w:rPr>
+              <w:t>Friday Night at the ER</w:t>
+            </w:r>
+          </w:p>
+          <w:p>
+            <w:r>
+              <w:rPr>
+                <w:color w:val="444499"/>
+                <w:sz w:val="12"/>
+              </w:rPr>
+              <w:t>https://www.amazon.co.jp/s?k=Friday+Night+at+the+ER+gam...</w:t>
+            </w:r>
+          </w:p>
+        </w:tc>
+        <w:tc>
+          <w:tcPr>
+            <w:tcW w:type="dxa" w:w="2160"/>
+          </w:tcPr>
+          <w:p/>
+        </w:tc>
+        <w:tc>
+          <w:tcPr>
+            <w:tcW w:type="dxa" w:w="2160"/>
+          </w:tcPr>
+          <w:p/>
+        </w:tc>
+      </w:tr>
+    </w:tbl>
+    <w:p/>
     <w:sectPr>
       <w:pgSz w:w="12240" w:h="15840"/>
       <w:pgMar w:top="1440" w:right="1800" w:bottom="1440" w:left="1800" w:header="720" w:footer="720" w:gutter="0"/>

--- a/output/education/2026-04-09_who-systems-thinking-residents/who-systems-thinking-residents_guide_facilitator.docx
+++ b/output/education/2026-04-09_who-systems-thinking-residents/who-systems-thinking-residents_guide_facilitator.docx
@@ -102,9 +102,9 @@
         <w:tblLook w:firstColumn="1" w:firstRow="1" w:lastColumn="0" w:lastRow="0" w:noHBand="0" w:noVBand="1" w:val="04A0"/>
       </w:tblPr>
       <w:tblGrid>
-        <w:gridCol w:w="2880"/>
-        <w:gridCol w:w="2880"/>
-        <w:gridCol w:w="2880"/>
+        <w:gridCol w:w="850"/>
+        <w:gridCol w:w="2088"/>
+        <w:gridCol w:w="6230"/>
       </w:tblGrid>
       <w:tr>
         <w:tc>
@@ -551,9 +551,9 @@
         <w:tblLook w:firstColumn="1" w:firstRow="1" w:lastColumn="0" w:lastRow="0" w:noHBand="0" w:noVBand="1" w:val="04A0"/>
       </w:tblPr>
       <w:tblGrid>
-        <w:gridCol w:w="2880"/>
-        <w:gridCol w:w="2880"/>
-        <w:gridCol w:w="2880"/>
+        <w:gridCol w:w="850"/>
+        <w:gridCol w:w="1845"/>
+        <w:gridCol w:w="6765"/>
       </w:tblGrid>
       <w:tr>
         <w:tc>
@@ -1335,10 +1335,10 @@
         <w:tblLook w:firstColumn="1" w:firstRow="1" w:lastColumn="0" w:lastRow="0" w:noHBand="0" w:noVBand="1" w:val="04A0"/>
       </w:tblPr>
       <w:tblGrid>
-        <w:gridCol w:w="2160"/>
-        <w:gridCol w:w="2160"/>
-        <w:gridCol w:w="2160"/>
-        <w:gridCol w:w="2160"/>
+        <w:gridCol w:w="850"/>
+        <w:gridCol w:w="4612"/>
+        <w:gridCol w:w="850"/>
+        <w:gridCol w:w="4197"/>
       </w:tblGrid>
       <w:tr>
         <w:tc>
